--- a/docs/language_models/A_bit_of_Statistics.docx
+++ b/docs/language_models/A_bit_of_Statistics.docx
@@ -279,13 +279,7 @@
                       <w:rPr>
                         <w:rFonts w:ascii="Cambria Math" w:eastAsiaTheme="minorEastAsia" w:hAnsi="Cambria Math"/>
                       </w:rPr>
-                      <m:t>-</m:t>
-                    </m:r>
-                    <m:r>
-                      <w:rPr>
-                        <w:rFonts w:ascii="Cambria Math" w:eastAsiaTheme="minorEastAsia" w:hAnsi="Cambria Math"/>
-                      </w:rPr>
-                      <m:t>∆</m:t>
+                      <m:t>-∆</m:t>
                     </m:r>
                     <m:sSub>
                       <m:sSubPr>
@@ -440,13 +434,7 @@
                       <w:rPr>
                         <w:rFonts w:ascii="Cambria Math" w:eastAsiaTheme="minorEastAsia" w:hAnsi="Cambria Math"/>
                       </w:rPr>
-                      <m:t>-</m:t>
-                    </m:r>
-                    <m:r>
-                      <w:rPr>
-                        <w:rFonts w:ascii="Cambria Math" w:eastAsiaTheme="minorEastAsia" w:hAnsi="Cambria Math"/>
-                      </w:rPr>
-                      <m:t>∆</m:t>
+                      <m:t>-∆</m:t>
                     </m:r>
                     <m:acc>
                       <m:accPr>
@@ -792,13 +780,13 @@
               <w:rPr>
                 <w:rFonts w:ascii="Cambria Math" w:eastAsiaTheme="minorEastAsia" w:hAnsi="Cambria Math"/>
               </w:rPr>
-              <m:t>l</m:t>
-            </m:r>
-            <m:r>
-              <w:rPr>
-                <w:rFonts w:ascii="Cambria Math" w:eastAsiaTheme="minorEastAsia" w:hAnsi="Cambria Math"/>
-              </w:rPr>
-              <m:t>+1</m:t>
+              <m:t>l+</m:t>
+            </m:r>
+            <m:r>
+              <w:rPr>
+                <w:rFonts w:ascii="Cambria Math" w:eastAsiaTheme="minorEastAsia" w:hAnsi="Cambria Math"/>
+              </w:rPr>
+              <m:t>1</m:t>
             </m:r>
           </m:sub>
         </m:sSub>
@@ -1190,16 +1178,7 @@
               <w:rPr>
                 <w:rFonts w:ascii="Cambria Math" w:eastAsiaTheme="minorEastAsia" w:hAnsi="Cambria Math"/>
               </w:rPr>
-              <m:t>∙</m:t>
-            </m:r>
-            <m:r>
-              <m:rPr>
-                <m:sty m:val="p"/>
-              </m:rPr>
-              <w:rPr>
-                <w:rFonts w:ascii="Cambria Math" w:eastAsiaTheme="minorEastAsia" w:hAnsi="Cambria Math"/>
-              </w:rPr>
-              <m:t>∇</m:t>
+              <m:t>∙∇</m:t>
             </m:r>
           </m:e>
           <m:sub>
@@ -1364,7 +1343,96 @@
         </w:rPr>
       </w:pPr>
     </w:p>
+    <w:p>
+      <w:pPr>
+        <w:rPr>
+          <w:color w:val="EE0000"/>
+        </w:rPr>
+      </w:pPr>
+      <w:r>
+        <w:rPr>
+          <w:color w:val="EE0000"/>
+        </w:rPr>
+        <w:t>//TODO: finish the section on coefficient of determination</w:t>
+      </w:r>
+    </w:p>
     <w:p/>
+    <w:p/>
+    <w:p>
+      <w:r>
+        <w:rPr>
+          <w:b/>
+          <w:bCs/>
+        </w:rPr>
+        <w:t>Definition</w:t>
+      </w:r>
+      <w:r>
+        <w:t xml:space="preserve"> </w:t>
+      </w:r>
+      <w:r>
+        <w:rPr>
+          <w:i/>
+          <w:iCs/>
+        </w:rPr>
+        <w:t>t-statistic</w:t>
+      </w:r>
+    </w:p>
+    <w:p>
+      <w:r>
+        <w:t xml:space="preserve">Measurement in hypothesis testing to determine if there is a significant difference between the means of two groups, or between one group’s mean and known value. It expresses how far the sample under test deviates from the null hypothesis in units of standard error. </w:t>
+      </w:r>
+    </w:p>
+    <w:p/>
+    <w:p>
+      <w:r>
+        <w:rPr>
+          <w:b/>
+          <w:bCs/>
+        </w:rPr>
+        <w:t>Definition</w:t>
+      </w:r>
+      <w:r>
+        <w:t xml:space="preserve"> </w:t>
+      </w:r>
+      <w:r>
+        <w:rPr>
+          <w:i/>
+          <w:iCs/>
+        </w:rPr>
+        <w:t xml:space="preserve">one sample </w:t>
+      </w:r>
+      <m:oMath>
+        <m:r>
+          <w:rPr>
+            <w:rFonts w:ascii="Cambria Math" w:hAnsi="Cambria Math"/>
+          </w:rPr>
+          <m:t>t</m:t>
+        </m:r>
+      </m:oMath>
+      <w:r>
+        <w:rPr>
+          <w:i/>
+          <w:iCs/>
+        </w:rPr>
+        <w:t>-statistic</w:t>
+      </w:r>
+    </w:p>
+    <w:p>
+      <w:r>
+        <w:t xml:space="preserve">In one sample </w:t>
+      </w:r>
+      <m:oMath>
+        <m:r>
+          <w:rPr>
+            <w:rFonts w:ascii="Cambria Math" w:hAnsi="Cambria Math"/>
+          </w:rPr>
+          <m:t>t</m:t>
+        </m:r>
+      </m:oMath>
+      <w:r>
+        <w:t xml:space="preserve">-statistic </w:t>
+      </w:r>
+    </w:p>
     <w:p/>
     <w:p/>
     <w:p/>

--- a/docs/language_models/A_bit_of_Statistics.docx
+++ b/docs/language_models/A_bit_of_Statistics.docx
@@ -1419,7 +1419,7 @@
     </w:p>
     <w:p>
       <w:r>
-        <w:t xml:space="preserve">In one sample </w:t>
+        <w:t xml:space="preserve">one sample </w:t>
       </w:r>
       <m:oMath>
         <m:r>
@@ -1432,6 +1432,555 @@
       <w:r>
         <w:t xml:space="preserve">-statistic </w:t>
       </w:r>
+      <w:r>
+        <w:t>is obtained by dividing the difference between the sample mean and the population mean by the standard error:</w:t>
+      </w:r>
+    </w:p>
+    <w:p/>
+    <w:p>
+      <w:pPr>
+        <w:rPr>
+          <w:rFonts w:eastAsiaTheme="minorEastAsia"/>
+        </w:rPr>
+      </w:pPr>
+      <m:oMath>
+        <m:r>
+          <w:rPr>
+            <w:rFonts w:ascii="Cambria Math" w:hAnsi="Cambria Math"/>
+          </w:rPr>
+          <w:lastRenderedPageBreak/>
+          <m:t xml:space="preserve">t = </m:t>
+        </m:r>
+        <m:f>
+          <m:fPr>
+            <m:ctrlPr>
+              <w:rPr>
+                <w:rFonts w:ascii="Cambria Math" w:eastAsiaTheme="minorEastAsia" w:hAnsi="Cambria Math"/>
+                <w:i/>
+              </w:rPr>
+            </m:ctrlPr>
+          </m:fPr>
+          <m:num>
+            <m:acc>
+              <m:accPr>
+                <m:chr m:val="̅"/>
+                <m:ctrlPr>
+                  <w:rPr>
+                    <w:rFonts w:ascii="Cambria Math" w:eastAsiaTheme="minorEastAsia" w:hAnsi="Cambria Math"/>
+                    <w:i/>
+                  </w:rPr>
+                </m:ctrlPr>
+              </m:accPr>
+              <m:e>
+                <m:r>
+                  <w:rPr>
+                    <w:rFonts w:ascii="Cambria Math" w:eastAsiaTheme="minorEastAsia" w:hAnsi="Cambria Math"/>
+                  </w:rPr>
+                  <m:t>x</m:t>
+                </m:r>
+              </m:e>
+            </m:acc>
+            <m:r>
+              <w:rPr>
+                <w:rFonts w:ascii="Cambria Math" w:eastAsiaTheme="minorEastAsia" w:hAnsi="Cambria Math"/>
+              </w:rPr>
+              <m:t>-μ</m:t>
+            </m:r>
+          </m:num>
+          <m:den>
+            <m:f>
+              <m:fPr>
+                <m:ctrlPr>
+                  <w:rPr>
+                    <w:rFonts w:ascii="Cambria Math" w:eastAsiaTheme="minorEastAsia" w:hAnsi="Cambria Math"/>
+                    <w:i/>
+                  </w:rPr>
+                </m:ctrlPr>
+              </m:fPr>
+              <m:num>
+                <m:r>
+                  <w:rPr>
+                    <w:rFonts w:ascii="Cambria Math" w:eastAsiaTheme="minorEastAsia" w:hAnsi="Cambria Math"/>
+                  </w:rPr>
+                  <m:t>s</m:t>
+                </m:r>
+              </m:num>
+              <m:den>
+                <m:rad>
+                  <m:radPr>
+                    <m:degHide m:val="1"/>
+                    <m:ctrlPr>
+                      <w:rPr>
+                        <w:rFonts w:ascii="Cambria Math" w:eastAsiaTheme="minorEastAsia" w:hAnsi="Cambria Math"/>
+                        <w:i/>
+                      </w:rPr>
+                    </m:ctrlPr>
+                  </m:radPr>
+                  <m:deg/>
+                  <m:e>
+                    <m:r>
+                      <w:rPr>
+                        <w:rFonts w:ascii="Cambria Math" w:eastAsiaTheme="minorEastAsia" w:hAnsi="Cambria Math"/>
+                      </w:rPr>
+                      <m:t>n</m:t>
+                    </m:r>
+                  </m:e>
+                </m:rad>
+              </m:den>
+            </m:f>
+          </m:den>
+        </m:f>
+      </m:oMath>
+      <w:r>
+        <w:rPr>
+          <w:rFonts w:eastAsiaTheme="minorEastAsia"/>
+        </w:rPr>
+        <w:t xml:space="preserve">    (oss.1)</w:t>
+      </w:r>
+    </w:p>
+    <w:p>
+      <w:pPr>
+        <w:rPr>
+          <w:rFonts w:eastAsiaTheme="minorEastAsia"/>
+        </w:rPr>
+      </w:pPr>
+    </w:p>
+    <w:p>
+      <w:pPr>
+        <w:rPr>
+          <w:rFonts w:eastAsiaTheme="minorEastAsia"/>
+        </w:rPr>
+      </w:pPr>
+      <w:r>
+        <w:rPr>
+          <w:rFonts w:eastAsiaTheme="minorEastAsia"/>
+        </w:rPr>
+        <w:t xml:space="preserve">Here </w:t>
+      </w:r>
+    </w:p>
+    <w:p>
+      <w:pPr>
+        <w:rPr>
+          <w:rFonts w:eastAsiaTheme="minorEastAsia"/>
+        </w:rPr>
+      </w:pPr>
+      <m:oMath>
+        <m:acc>
+          <m:accPr>
+            <m:chr m:val="̅"/>
+            <m:ctrlPr>
+              <w:rPr>
+                <w:rFonts w:ascii="Cambria Math" w:eastAsiaTheme="minorEastAsia" w:hAnsi="Cambria Math"/>
+                <w:i/>
+              </w:rPr>
+            </m:ctrlPr>
+          </m:accPr>
+          <m:e>
+            <m:r>
+              <w:rPr>
+                <w:rFonts w:ascii="Cambria Math" w:eastAsiaTheme="minorEastAsia" w:hAnsi="Cambria Math"/>
+              </w:rPr>
+              <m:t>x</m:t>
+            </m:r>
+          </m:e>
+        </m:acc>
+      </m:oMath>
+      <w:r>
+        <w:rPr>
+          <w:rFonts w:eastAsiaTheme="minorEastAsia"/>
+        </w:rPr>
+        <w:t xml:space="preserve"> – sample mean</w:t>
+      </w:r>
+    </w:p>
+    <w:p>
+      <w:pPr>
+        <w:rPr>
+          <w:rFonts w:eastAsiaTheme="minorEastAsia"/>
+        </w:rPr>
+      </w:pPr>
+      <m:oMath>
+        <m:r>
+          <w:rPr>
+            <w:rFonts w:ascii="Cambria Math" w:eastAsiaTheme="minorEastAsia" w:hAnsi="Cambria Math"/>
+          </w:rPr>
+          <m:t>μ</m:t>
+        </m:r>
+      </m:oMath>
+      <w:r>
+        <w:rPr>
+          <w:rFonts w:eastAsiaTheme="minorEastAsia"/>
+        </w:rPr>
+        <w:t xml:space="preserve"> – population mean (or assumed value)</w:t>
+      </w:r>
+    </w:p>
+    <w:p>
+      <w:pPr>
+        <w:rPr>
+          <w:rFonts w:eastAsiaTheme="minorEastAsia"/>
+        </w:rPr>
+      </w:pPr>
+      <m:oMath>
+        <m:r>
+          <w:rPr>
+            <w:rFonts w:ascii="Cambria Math" w:eastAsiaTheme="minorEastAsia" w:hAnsi="Cambria Math"/>
+          </w:rPr>
+          <m:t>s</m:t>
+        </m:r>
+      </m:oMath>
+      <w:r>
+        <w:rPr>
+          <w:rFonts w:eastAsiaTheme="minorEastAsia"/>
+        </w:rPr>
+        <w:t xml:space="preserve"> – sample standard deviation</w:t>
+      </w:r>
+    </w:p>
+    <w:p>
+      <w:pPr>
+        <w:rPr>
+          <w:rFonts w:eastAsiaTheme="minorEastAsia"/>
+        </w:rPr>
+      </w:pPr>
+      <m:oMath>
+        <m:r>
+          <w:rPr>
+            <w:rFonts w:ascii="Cambria Math" w:eastAsiaTheme="minorEastAsia" w:hAnsi="Cambria Math"/>
+          </w:rPr>
+          <m:t>n</m:t>
+        </m:r>
+      </m:oMath>
+      <w:r>
+        <w:rPr>
+          <w:rFonts w:eastAsiaTheme="minorEastAsia"/>
+        </w:rPr>
+        <w:t xml:space="preserve"> – sample size</w:t>
+      </w:r>
+    </w:p>
+    <w:p/>
+    <w:p>
+      <w:r>
+        <w:t>It is used to determine whether the mean of a single sample is significantly different from a known or hypothesized population mean.</w:t>
+      </w:r>
+    </w:p>
+    <w:p>
+      <w:r>
+        <w:t>We need to define the two competing hypotheses before performing the calculation-</w:t>
+      </w:r>
+    </w:p>
+    <w:p>
+      <w:pPr>
+        <w:rPr>
+          <w:rFonts w:eastAsiaTheme="minorEastAsia"/>
+        </w:rPr>
+      </w:pPr>
+      <w:r>
+        <w:rPr>
+          <w:b/>
+          <w:bCs/>
+        </w:rPr>
+        <w:t>Null Hypothesis</w:t>
+      </w:r>
+      <w:r>
+        <w:t xml:space="preserve"> (</w:t>
+      </w:r>
+      <m:oMath>
+        <m:sSub>
+          <m:sSubPr>
+            <m:ctrlPr>
+              <w:rPr>
+                <w:rFonts w:ascii="Cambria Math" w:hAnsi="Cambria Math"/>
+                <w:i/>
+              </w:rPr>
+            </m:ctrlPr>
+          </m:sSubPr>
+          <m:e>
+            <m:r>
+              <w:rPr>
+                <w:rFonts w:ascii="Cambria Math" w:hAnsi="Cambria Math"/>
+              </w:rPr>
+              <m:t>H</m:t>
+            </m:r>
+          </m:e>
+          <m:sub>
+            <m:r>
+              <w:rPr>
+                <w:rFonts w:ascii="Cambria Math" w:hAnsi="Cambria Math"/>
+              </w:rPr>
+              <m:t>0</m:t>
+            </m:r>
+          </m:sub>
+        </m:sSub>
+      </m:oMath>
+      <w:r>
+        <w:t xml:space="preserve">): </w:t>
+      </w:r>
+      <m:oMath>
+        <m:r>
+          <w:rPr>
+            <w:rFonts w:ascii="Cambria Math" w:hAnsi="Cambria Math"/>
+          </w:rPr>
+          <m:t>μ=</m:t>
+        </m:r>
+        <m:sSub>
+          <m:sSubPr>
+            <m:ctrlPr>
+              <w:rPr>
+                <w:rFonts w:ascii="Cambria Math" w:hAnsi="Cambria Math"/>
+                <w:i/>
+              </w:rPr>
+            </m:ctrlPr>
+          </m:sSubPr>
+          <m:e>
+            <m:r>
+              <w:rPr>
+                <w:rFonts w:ascii="Cambria Math" w:hAnsi="Cambria Math"/>
+              </w:rPr>
+              <m:t>μ</m:t>
+            </m:r>
+          </m:e>
+          <m:sub>
+            <m:r>
+              <w:rPr>
+                <w:rFonts w:ascii="Cambria Math" w:hAnsi="Cambria Math"/>
+              </w:rPr>
+              <m:t>0</m:t>
+            </m:r>
+          </m:sub>
+        </m:sSub>
+      </m:oMath>
+      <w:r>
+        <w:rPr>
+          <w:rFonts w:eastAsiaTheme="minorEastAsia"/>
+        </w:rPr>
+        <w:t xml:space="preserve"> – the sample mean is equal to the hypothesized population mean</w:t>
+      </w:r>
+    </w:p>
+    <w:p>
+      <w:r>
+        <w:rPr>
+          <w:rFonts w:eastAsiaTheme="minorEastAsia"/>
+          <w:b/>
+          <w:bCs/>
+        </w:rPr>
+        <w:t>Alternative Hypothesis</w:t>
+      </w:r>
+      <w:r>
+        <w:rPr>
+          <w:rFonts w:eastAsiaTheme="minorEastAsia"/>
+        </w:rPr>
+        <w:t xml:space="preserve"> </w:t>
+      </w:r>
+      <w:r>
+        <w:t>(</w:t>
+      </w:r>
+      <m:oMath>
+        <m:sSub>
+          <m:sSubPr>
+            <m:ctrlPr>
+              <w:rPr>
+                <w:rFonts w:ascii="Cambria Math" w:hAnsi="Cambria Math"/>
+                <w:i/>
+              </w:rPr>
+            </m:ctrlPr>
+          </m:sSubPr>
+          <m:e>
+            <m:r>
+              <w:rPr>
+                <w:rFonts w:ascii="Cambria Math" w:hAnsi="Cambria Math"/>
+              </w:rPr>
+              <m:t>H</m:t>
+            </m:r>
+          </m:e>
+          <m:sub>
+            <m:r>
+              <w:rPr>
+                <w:rFonts w:ascii="Cambria Math" w:hAnsi="Cambria Math"/>
+              </w:rPr>
+              <m:t>a</m:t>
+            </m:r>
+          </m:sub>
+        </m:sSub>
+      </m:oMath>
+      <w:r>
+        <w:t>):</w:t>
+      </w:r>
+      <w:r>
+        <w:t xml:space="preserve"> </w:t>
+      </w:r>
+      <m:oMath>
+        <m:r>
+          <w:rPr>
+            <w:rFonts w:ascii="Cambria Math" w:hAnsi="Cambria Math"/>
+          </w:rPr>
+          <m:t>μ</m:t>
+        </m:r>
+        <m:r>
+          <w:rPr>
+            <w:rFonts w:ascii="Cambria Math" w:hAnsi="Cambria Math"/>
+          </w:rPr>
+          <m:t>≠</m:t>
+        </m:r>
+        <m:sSub>
+          <m:sSubPr>
+            <m:ctrlPr>
+              <w:rPr>
+                <w:rFonts w:ascii="Cambria Math" w:hAnsi="Cambria Math"/>
+                <w:i/>
+              </w:rPr>
+            </m:ctrlPr>
+          </m:sSubPr>
+          <m:e>
+            <m:r>
+              <w:rPr>
+                <w:rFonts w:ascii="Cambria Math" w:hAnsi="Cambria Math"/>
+              </w:rPr>
+              <m:t>μ</m:t>
+            </m:r>
+          </m:e>
+          <m:sub>
+            <m:r>
+              <w:rPr>
+                <w:rFonts w:ascii="Cambria Math" w:hAnsi="Cambria Math"/>
+              </w:rPr>
+              <m:t>0</m:t>
+            </m:r>
+          </m:sub>
+        </m:sSub>
+      </m:oMath>
+      <w:r>
+        <w:rPr>
+          <w:rFonts w:eastAsiaTheme="minorEastAsia"/>
+        </w:rPr>
+        <w:t xml:space="preserve"> (two-tailed),  </w:t>
+      </w:r>
+      <m:oMath>
+        <m:r>
+          <w:rPr>
+            <w:rFonts w:ascii="Cambria Math" w:hAnsi="Cambria Math"/>
+          </w:rPr>
+          <m:t>μ</m:t>
+        </m:r>
+        <m:r>
+          <w:rPr>
+            <w:rFonts w:ascii="Cambria Math" w:hAnsi="Cambria Math"/>
+          </w:rPr>
+          <m:t>&gt;</m:t>
+        </m:r>
+        <m:sSub>
+          <m:sSubPr>
+            <m:ctrlPr>
+              <w:rPr>
+                <w:rFonts w:ascii="Cambria Math" w:hAnsi="Cambria Math"/>
+                <w:i/>
+              </w:rPr>
+            </m:ctrlPr>
+          </m:sSubPr>
+          <m:e>
+            <m:r>
+              <w:rPr>
+                <w:rFonts w:ascii="Cambria Math" w:hAnsi="Cambria Math"/>
+              </w:rPr>
+              <m:t>μ</m:t>
+            </m:r>
+          </m:e>
+          <m:sub>
+            <m:r>
+              <w:rPr>
+                <w:rFonts w:ascii="Cambria Math" w:hAnsi="Cambria Math"/>
+              </w:rPr>
+              <m:t>0</m:t>
+            </m:r>
+          </m:sub>
+        </m:sSub>
+      </m:oMath>
+      <w:r>
+        <w:rPr>
+          <w:rFonts w:eastAsiaTheme="minorEastAsia"/>
+        </w:rPr>
+        <w:t xml:space="preserve"> (right-tailed), </w:t>
+      </w:r>
+      <w:r>
+        <w:rPr>
+          <w:rFonts w:eastAsiaTheme="minorEastAsia"/>
+        </w:rPr>
+        <w:t xml:space="preserve">),  </w:t>
+      </w:r>
+      <m:oMath>
+        <m:r>
+          <w:rPr>
+            <w:rFonts w:ascii="Cambria Math" w:hAnsi="Cambria Math"/>
+          </w:rPr>
+          <m:t>μ</m:t>
+        </m:r>
+        <m:r>
+          <w:rPr>
+            <w:rFonts w:ascii="Cambria Math" w:hAnsi="Cambria Math"/>
+          </w:rPr>
+          <m:t>&lt;</m:t>
+        </m:r>
+        <m:sSub>
+          <m:sSubPr>
+            <m:ctrlPr>
+              <w:rPr>
+                <w:rFonts w:ascii="Cambria Math" w:hAnsi="Cambria Math"/>
+                <w:i/>
+              </w:rPr>
+            </m:ctrlPr>
+          </m:sSubPr>
+          <m:e>
+            <m:r>
+              <w:rPr>
+                <w:rFonts w:ascii="Cambria Math" w:hAnsi="Cambria Math"/>
+              </w:rPr>
+              <m:t>μ</m:t>
+            </m:r>
+          </m:e>
+          <m:sub>
+            <m:r>
+              <w:rPr>
+                <w:rFonts w:ascii="Cambria Math" w:hAnsi="Cambria Math"/>
+              </w:rPr>
+              <m:t>0</m:t>
+            </m:r>
+          </m:sub>
+        </m:sSub>
+      </m:oMath>
+      <w:r>
+        <w:rPr>
+          <w:rFonts w:eastAsiaTheme="minorEastAsia"/>
+        </w:rPr>
+        <w:t xml:space="preserve"> (left-tailed)</w:t>
+      </w:r>
+    </w:p>
+    <w:p/>
+    <w:p>
+      <w:pPr>
+        <w:rPr>
+          <w:u w:val="single"/>
+        </w:rPr>
+      </w:pPr>
+      <w:r>
+        <w:rPr>
+          <w:u w:val="single"/>
+        </w:rPr>
+        <w:t>Assumptions</w:t>
+      </w:r>
+    </w:p>
+    <w:p>
+      <w:r>
+        <w:rPr>
+          <w:b/>
+          <w:bCs/>
+        </w:rPr>
+        <w:t>Continuous data</w:t>
+      </w:r>
+      <w:r>
+        <w:t>: the scale of measurement must be interval or ratio</w:t>
+      </w:r>
+    </w:p>
+    <w:p>
+      <w:r>
+        <w:t>Independence: the data points must not influence each other</w:t>
+      </w:r>
     </w:p>
     <w:p/>
     <w:p/>
@@ -1448,7 +1997,7 @@
       <w:r>
         <w:t xml:space="preserve">[1] </w:t>
       </w:r>
-      <w:hyperlink r:id="rId4" w:history="1">
+      <w:hyperlink r:id="rId5" w:history="1">
         <w:r>
           <w:rPr>
             <w:rStyle w:val="Hyperlink"/>
@@ -1461,7 +2010,7 @@
       <w:r>
         <w:t xml:space="preserve">[2] </w:t>
       </w:r>
-      <w:hyperlink r:id="rId5" w:history="1">
+      <w:hyperlink r:id="rId6" w:history="1">
         <w:r>
           <w:rPr>
             <w:rStyle w:val="Hyperlink"/>
@@ -1477,7 +2026,7 @@
       <w:r>
         <w:t xml:space="preserve"> </w:t>
       </w:r>
-      <w:hyperlink r:id="rId6" w:history="1">
+      <w:hyperlink r:id="rId7" w:history="1">
         <w:r>
           <w:rPr>
             <w:rStyle w:val="Hyperlink"/>
@@ -1487,6 +2036,68 @@
       </w:hyperlink>
     </w:p>
     <w:p/>
+    <w:p>
+      <w:pPr>
+        <w:pStyle w:val="Heading1"/>
+      </w:pPr>
+      <w:r>
+        <w:t>Appendix</w:t>
+      </w:r>
+    </w:p>
+    <w:p/>
+    <w:p>
+      <w:pPr>
+        <w:pStyle w:val="Heading2"/>
+      </w:pPr>
+      <w:r>
+        <w:t>Scale of Measurement</w:t>
+      </w:r>
+    </w:p>
+    <w:p>
+      <w:r>
+        <w:t xml:space="preserve">Data is classified in four levels of measurement: </w:t>
+      </w:r>
+      <w:r>
+        <w:rPr>
+          <w:b/>
+          <w:bCs/>
+        </w:rPr>
+        <w:t>nominal</w:t>
+      </w:r>
+      <w:r>
+        <w:t xml:space="preserve">, </w:t>
+      </w:r>
+      <w:r>
+        <w:rPr>
+          <w:b/>
+          <w:bCs/>
+        </w:rPr>
+        <w:t>ordinal</w:t>
+      </w:r>
+      <w:r>
+        <w:t xml:space="preserve">, </w:t>
+      </w:r>
+      <w:r>
+        <w:rPr>
+          <w:b/>
+          <w:bCs/>
+        </w:rPr>
+        <w:t>interval</w:t>
+      </w:r>
+      <w:r>
+        <w:t xml:space="preserve"> and </w:t>
+      </w:r>
+      <w:r>
+        <w:rPr>
+          <w:b/>
+          <w:bCs/>
+        </w:rPr>
+        <w:t>ratio</w:t>
+      </w:r>
+      <w:r>
+        <w:t>.</w:t>
+      </w:r>
+    </w:p>
     <w:p/>
     <w:p/>
     <w:sectPr>
@@ -1497,6 +2108,127 @@
     </w:sectPr>
   </w:body>
 </w:document>
+</file>
+
+<file path=word/numbering.xml><?xml version="1.0" encoding="utf-8"?>
+<w:numbering xmlns:wpc="http://schemas.microsoft.com/office/word/2010/wordprocessingCanvas" xmlns:cx="http://schemas.microsoft.com/office/drawing/2014/chartex" xmlns:cx1="http://schemas.microsoft.com/office/drawing/2015/9/8/chartex" xmlns:cx2="http://schemas.microsoft.com/office/drawing/2015/10/21/chartex" xmlns:cx3="http://schemas.microsoft.com/office/drawing/2016/5/9/chartex" xmlns:cx4="http://schemas.microsoft.com/office/drawing/2016/5/10/chartex" xmlns:cx5="http://schemas.microsoft.com/office/drawing/2016/5/11/chartex" xmlns:cx6="http://schemas.microsoft.com/office/drawing/2016/5/12/chartex" xmlns:cx7="http://schemas.microsoft.com/office/drawing/2016/5/13/chartex" xmlns:cx8="http://schemas.microsoft.com/office/drawing/2016/5/14/chartex" xmlns:mc="http://schemas.openxmlformats.org/markup-compatibility/2006" xmlns:aink="http://schemas.microsoft.com/office/drawing/2016/ink" xmlns:am3d="http://schemas.microsoft.com/office/drawing/2017/model3d" xmlns:o="urn:schemas-microsoft-com:office:office" xmlns:oel="http://schemas.microsoft.com/office/2019/extlst" xmlns:r="http://schemas.openxmlformats.org/officeDocument/2006/relationships" xmlns:m="http://schemas.openxmlformats.org/officeDocument/2006/math" xmlns:v="urn:schemas-microsoft-com:vml" xmlns:wp14="http://schemas.microsoft.com/office/word/2010/wordprocessingDrawing" xmlns:wp="http://schemas.openxmlformats.org/drawingml/2006/wordprocessingDrawing" xmlns:w10="urn:schemas-microsoft-com:office:word" xmlns:w="http://schemas.openxmlformats.org/wordprocessingml/2006/main" xmlns:w14="http://schemas.microsoft.com/office/word/2010/wordml" xmlns:w15="http://schemas.microsoft.com/office/word/2012/wordml" xmlns:w16cex="http://schemas.microsoft.com/office/word/2018/wordml/cex" xmlns:w16cid="http://schemas.microsoft.com/office/word/2016/wordml/cid" xmlns:w16="http://schemas.microsoft.com/office/word/2018/wordml" xmlns:w16du="http://schemas.microsoft.com/office/word/2023/wordml/word16du" xmlns:w16sdtdh="http://schemas.microsoft.com/office/word/2020/wordml/sdtdatahash" xmlns:w16sdtfl="http://schemas.microsoft.com/office/word/2024/wordml/sdtformatlock" xmlns:w16se="http://schemas.microsoft.com/office/word/2015/wordml/symex" xmlns:wpg="http://schemas.microsoft.com/office/word/2010/wordprocessingGroup" xmlns:wpi="http://schemas.microsoft.com/office/word/2010/wordprocessingInk" xmlns:wne="http://schemas.microsoft.com/office/word/2006/wordml" xmlns:wps="http://schemas.microsoft.com/office/word/2010/wordprocessingShape" mc:Ignorable="w14 w15 w16se w16cid w16 w16cex w16sdtdh w16sdtfl w16du wp14">
+  <w:abstractNum w:abstractNumId="0" w15:restartNumberingAfterBreak="0">
+    <w:nsid w:val="6FFF504C"/>
+    <w:multiLevelType w:val="hybridMultilevel"/>
+    <w:tmpl w:val="CA6629A8"/>
+    <w:lvl w:ilvl="0" w:tplc="FE46713E">
+      <w:start w:val="20"/>
+      <w:numFmt w:val="bullet"/>
+      <w:lvlText w:val=""/>
+      <w:lvlJc w:val="left"/>
+      <w:pPr>
+        <w:ind w:left="720" w:hanging="360"/>
+      </w:pPr>
+      <w:rPr>
+        <w:rFonts w:ascii="Symbol" w:eastAsiaTheme="minorHAnsi" w:hAnsi="Symbol" w:cstheme="minorBidi" w:hint="default"/>
+      </w:rPr>
+    </w:lvl>
+    <w:lvl w:ilvl="1" w:tplc="04090003" w:tentative="1">
+      <w:start w:val="1"/>
+      <w:numFmt w:val="bullet"/>
+      <w:lvlText w:val="o"/>
+      <w:lvlJc w:val="left"/>
+      <w:pPr>
+        <w:ind w:left="1440" w:hanging="360"/>
+      </w:pPr>
+      <w:rPr>
+        <w:rFonts w:ascii="Courier New" w:hAnsi="Courier New" w:cs="Courier New" w:hint="default"/>
+      </w:rPr>
+    </w:lvl>
+    <w:lvl w:ilvl="2" w:tplc="04090005" w:tentative="1">
+      <w:start w:val="1"/>
+      <w:numFmt w:val="bullet"/>
+      <w:lvlText w:val=""/>
+      <w:lvlJc w:val="left"/>
+      <w:pPr>
+        <w:ind w:left="2160" w:hanging="360"/>
+      </w:pPr>
+      <w:rPr>
+        <w:rFonts w:ascii="Wingdings" w:hAnsi="Wingdings" w:hint="default"/>
+      </w:rPr>
+    </w:lvl>
+    <w:lvl w:ilvl="3" w:tplc="04090001" w:tentative="1">
+      <w:start w:val="1"/>
+      <w:numFmt w:val="bullet"/>
+      <w:lvlText w:val=""/>
+      <w:lvlJc w:val="left"/>
+      <w:pPr>
+        <w:ind w:left="2880" w:hanging="360"/>
+      </w:pPr>
+      <w:rPr>
+        <w:rFonts w:ascii="Symbol" w:hAnsi="Symbol" w:hint="default"/>
+      </w:rPr>
+    </w:lvl>
+    <w:lvl w:ilvl="4" w:tplc="04090003" w:tentative="1">
+      <w:start w:val="1"/>
+      <w:numFmt w:val="bullet"/>
+      <w:lvlText w:val="o"/>
+      <w:lvlJc w:val="left"/>
+      <w:pPr>
+        <w:ind w:left="3600" w:hanging="360"/>
+      </w:pPr>
+      <w:rPr>
+        <w:rFonts w:ascii="Courier New" w:hAnsi="Courier New" w:cs="Courier New" w:hint="default"/>
+      </w:rPr>
+    </w:lvl>
+    <w:lvl w:ilvl="5" w:tplc="04090005" w:tentative="1">
+      <w:start w:val="1"/>
+      <w:numFmt w:val="bullet"/>
+      <w:lvlText w:val=""/>
+      <w:lvlJc w:val="left"/>
+      <w:pPr>
+        <w:ind w:left="4320" w:hanging="360"/>
+      </w:pPr>
+      <w:rPr>
+        <w:rFonts w:ascii="Wingdings" w:hAnsi="Wingdings" w:hint="default"/>
+      </w:rPr>
+    </w:lvl>
+    <w:lvl w:ilvl="6" w:tplc="04090001" w:tentative="1">
+      <w:start w:val="1"/>
+      <w:numFmt w:val="bullet"/>
+      <w:lvlText w:val=""/>
+      <w:lvlJc w:val="left"/>
+      <w:pPr>
+        <w:ind w:left="5040" w:hanging="360"/>
+      </w:pPr>
+      <w:rPr>
+        <w:rFonts w:ascii="Symbol" w:hAnsi="Symbol" w:hint="default"/>
+      </w:rPr>
+    </w:lvl>
+    <w:lvl w:ilvl="7" w:tplc="04090003" w:tentative="1">
+      <w:start w:val="1"/>
+      <w:numFmt w:val="bullet"/>
+      <w:lvlText w:val="o"/>
+      <w:lvlJc w:val="left"/>
+      <w:pPr>
+        <w:ind w:left="5760" w:hanging="360"/>
+      </w:pPr>
+      <w:rPr>
+        <w:rFonts w:ascii="Courier New" w:hAnsi="Courier New" w:cs="Courier New" w:hint="default"/>
+      </w:rPr>
+    </w:lvl>
+    <w:lvl w:ilvl="8" w:tplc="04090005" w:tentative="1">
+      <w:start w:val="1"/>
+      <w:numFmt w:val="bullet"/>
+      <w:lvlText w:val=""/>
+      <w:lvlJc w:val="left"/>
+      <w:pPr>
+        <w:ind w:left="6480" w:hanging="360"/>
+      </w:pPr>
+      <w:rPr>
+        <w:rFonts w:ascii="Wingdings" w:hAnsi="Wingdings" w:hint="default"/>
+      </w:rPr>
+    </w:lvl>
+  </w:abstractNum>
+  <w:num w:numId="1" w16cid:durableId="2089884486">
+    <w:abstractNumId w:val="0"/>
+  </w:num>
+</w:numbering>
 </file>
 
 <file path=word/styles.xml><?xml version="1.0" encoding="utf-8"?>
@@ -1933,7 +2665,6 @@
     <w:next w:val="Normal"/>
     <w:link w:val="Heading2Char"/>
     <w:uiPriority w:val="9"/>
-    <w:semiHidden/>
     <w:unhideWhenUsed/>
     <w:qFormat/>
     <w:rsid w:val="003E009D"/>
@@ -2147,7 +2878,6 @@
     <w:basedOn w:val="DefaultParagraphFont"/>
     <w:link w:val="Heading2"/>
     <w:uiPriority w:val="9"/>
-    <w:semiHidden/>
     <w:rsid w:val="003E009D"/>
     <w:rPr>
       <w:rFonts w:ascii="Calibri Light" w:eastAsiaTheme="majorEastAsia" w:hAnsi="Calibri Light" w:cstheme="majorBidi"/>
